--- a/OLD/Шаблоны запросов/Требование об окончании ИП в УФССП.docx
+++ b/OLD/Шаблоны запросов/Требование об окончании ИП в УФССП.docx
@@ -424,7 +424,7 @@
           <w:szCs w:val="20"/>
           <w:rtl w:val="0"/>
         </w:rPr>
-        <w:t xml:space="preserve">ИНФОРМАЦИОННОЕ ПИСЬМО</w:t>
+        <w:t>ТРЕБОВАНИЕ ОБ ОКОНЧАНИИ ИСПОЛНИТЕЛЬНЫХ ПРОИЗВОДСТВ</w:t>
       </w:r>
     </w:p>
     <w:p>
